--- a/eng/docx/017.content.docx
+++ b/eng/docx/017.content.docx
@@ -19,7 +19,7 @@
         <w:rPr>
           <w:lang w:val="en_US" w:bidi="en_US"/>
         </w:rPr>
-        <w:t>Resource: Tyndale Open Study Notes</w:t>
+        <w:t>Resource: Aquifer Open Study Notes (Profiles)</w:t>
       </w:r>
       <w:r>
         <w:rPr>
@@ -112,7 +112,7 @@
         <w:rPr>
           <w:lang w:val="en_US" w:bidi="en_US"/>
         </w:rPr>
-        <w:t>Tyndale Open Study Notes</w:t>
+        <w:t>Aquifer Open Study Notes (Profiles)</w:t>
       </w:r>
     </w:p>
     <w:p>

--- a/eng/docx/017.content.docx
+++ b/eng/docx/017.content.docx
@@ -233,54 +233,36 @@
         </w:rPr>
         <w:t xml:space="preserve">Uzziah was the son of Amaziah and Jecoliah. He was king of Judah for 52 years, from 792 to 740 BC (see </w:t>
       </w:r>
-      <w:hyperlink r:id="rId13">
-        <w:r>
-          <w:rPr>
-            <w:lang w:val="en_US" w:bidi="en_US"/>
-          </w:rPr>
-          <w:rPr>
-            <w:color w:val="0000EE"/>
-            <w:u w:val="single"/>
-          </w:rPr>
-          <w:t>2 Kings 14:21–22</w:t>
-        </w:r>
-      </w:hyperlink>
+      <w:r>
+        <w:rPr>
+          <w:lang w:val="en_US" w:bidi="en_US"/>
+        </w:rPr>
+        <w:t>2 Kings 14:21–22</w:t>
+      </w:r>
       <w:r>
         <w:rPr>
           <w:lang w:val="en_US" w:bidi="en_US"/>
         </w:rPr>
         <w:t xml:space="preserve">; </w:t>
       </w:r>
-      <w:hyperlink r:id="rId14">
-        <w:r>
-          <w:rPr>
-            <w:lang w:val="en_US" w:bidi="en_US"/>
-          </w:rPr>
-          <w:rPr>
-            <w:color w:val="0000EE"/>
-            <w:u w:val="single"/>
-          </w:rPr>
-          <w:t>15:1–2</w:t>
-        </w:r>
-      </w:hyperlink>
+      <w:r>
+        <w:rPr>
+          <w:lang w:val="en_US" w:bidi="en_US"/>
+        </w:rPr>
+        <w:t>15:1–2</w:t>
+      </w:r>
       <w:r>
         <w:rPr>
           <w:lang w:val="en_US" w:bidi="en_US"/>
         </w:rPr>
         <w:t xml:space="preserve">; </w:t>
       </w:r>
-      <w:hyperlink r:id="rId15">
-        <w:r>
-          <w:rPr>
-            <w:lang w:val="en_US" w:bidi="en_US"/>
-          </w:rPr>
-          <w:rPr>
-            <w:color w:val="0000EE"/>
-            <w:u w:val="single"/>
-          </w:rPr>
-          <w:t>2 Chronicles 26:1–3</w:t>
-        </w:r>
-      </w:hyperlink>
+      <w:r>
+        <w:rPr>
+          <w:lang w:val="en_US" w:bidi="en_US"/>
+        </w:rPr>
+        <w:t>2 Chronicles 26:1–3</w:t>
+      </w:r>
       <w:r>
         <w:rPr>
           <w:lang w:val="en_US" w:bidi="en_US"/>
@@ -313,18 +295,12 @@
         </w:rPr>
         <w:t xml:space="preserve"> (</w:t>
       </w:r>
-      <w:hyperlink r:id="rId16">
-        <w:r>
-          <w:rPr>
-            <w:lang w:val="en_US" w:bidi="en_US"/>
-          </w:rPr>
-          <w:rPr>
-            <w:color w:val="0000EE"/>
-            <w:u w:val="single"/>
-          </w:rPr>
-          <w:t>2 Chronicles 26:5</w:t>
-        </w:r>
-      </w:hyperlink>
+      <w:r>
+        <w:rPr>
+          <w:lang w:val="en_US" w:bidi="en_US"/>
+        </w:rPr>
+        <w:t>2 Chronicles 26:5</w:t>
+      </w:r>
       <w:r>
         <w:rPr>
           <w:lang w:val="en_US" w:bidi="en_US"/>
@@ -345,72 +321,48 @@
         </w:rPr>
         <w:t>Several prophets were active during Uzziah’s reign. Amos and Hosea prophesied during his life (</w:t>
       </w:r>
-      <w:hyperlink r:id="rId17">
-        <w:r>
-          <w:rPr>
-            <w:lang w:val="en_US" w:bidi="en_US"/>
-          </w:rPr>
-          <w:rPr>
-            <w:color w:val="0000EE"/>
-            <w:u w:val="single"/>
-          </w:rPr>
-          <w:t>Hosea 1:1</w:t>
-        </w:r>
-      </w:hyperlink>
+      <w:r>
+        <w:rPr>
+          <w:lang w:val="en_US" w:bidi="en_US"/>
+        </w:rPr>
+        <w:t>Hosea 1:1</w:t>
+      </w:r>
       <w:r>
         <w:rPr>
           <w:lang w:val="en_US" w:bidi="en_US"/>
         </w:rPr>
         <w:t xml:space="preserve">; </w:t>
       </w:r>
-      <w:hyperlink r:id="rId18">
-        <w:r>
-          <w:rPr>
-            <w:lang w:val="en_US" w:bidi="en_US"/>
-          </w:rPr>
-          <w:rPr>
-            <w:color w:val="0000EE"/>
-            <w:u w:val="single"/>
-          </w:rPr>
-          <w:t>Amos 1:1</w:t>
-        </w:r>
-      </w:hyperlink>
+      <w:r>
+        <w:rPr>
+          <w:lang w:val="en_US" w:bidi="en_US"/>
+        </w:rPr>
+        <w:t>Amos 1:1</w:t>
+      </w:r>
       <w:r>
         <w:rPr>
           <w:lang w:val="en_US" w:bidi="en_US"/>
         </w:rPr>
         <w:t>), though most of their messages were for the northern kingdom. The prophet Isaiah received his call the year Uzziah died (</w:t>
       </w:r>
-      <w:hyperlink r:id="rId19">
-        <w:r>
-          <w:rPr>
-            <w:lang w:val="en_US" w:bidi="en_US"/>
-          </w:rPr>
-          <w:rPr>
-            <w:color w:val="0000EE"/>
-            <w:u w:val="single"/>
-          </w:rPr>
-          <w:t>Isaiah 1:1</w:t>
-        </w:r>
-      </w:hyperlink>
+      <w:r>
+        <w:rPr>
+          <w:lang w:val="en_US" w:bidi="en_US"/>
+        </w:rPr>
+        <w:t>Isaiah 1:1</w:t>
+      </w:r>
       <w:r>
         <w:rPr>
           <w:lang w:val="en_US" w:bidi="en_US"/>
         </w:rPr>
         <w:t xml:space="preserve">; </w:t>
       </w:r>
-      <w:hyperlink r:id="rId20">
-        <w:r>
-          <w:rPr>
-            <w:lang w:val="en_US" w:bidi="en_US"/>
-          </w:rPr>
-          <w:rPr>
-            <w:color w:val="0000EE"/>
-            <w:u w:val="single"/>
-          </w:rPr>
-          <w:t>6:1</w:t>
-        </w:r>
-      </w:hyperlink>
+      <w:r>
+        <w:rPr>
+          <w:lang w:val="en_US" w:bidi="en_US"/>
+        </w:rPr>
+        <w:t>6:1</w:t>
+      </w:r>
       <w:r>
         <w:rPr>
           <w:lang w:val="en_US" w:bidi="en_US"/>
@@ -431,36 +383,24 @@
         </w:rPr>
         <w:t>Uzziah became proud of his many successes, which led to his downfall (</w:t>
       </w:r>
-      <w:hyperlink r:id="rId21">
-        <w:r>
-          <w:rPr>
-            <w:lang w:val="en_US" w:bidi="en_US"/>
-          </w:rPr>
-          <w:rPr>
-            <w:color w:val="0000EE"/>
-            <w:u w:val="single"/>
-          </w:rPr>
-          <w:t>2 Chronicles 26:16</w:t>
-        </w:r>
-      </w:hyperlink>
+      <w:r>
+        <w:rPr>
+          <w:lang w:val="en_US" w:bidi="en_US"/>
+        </w:rPr>
+        <w:t>2 Chronicles 26:16</w:t>
+      </w:r>
       <w:r>
         <w:rPr>
           <w:lang w:val="en_US" w:bidi="en_US"/>
         </w:rPr>
         <w:t>). He acted like a priest, entered the holy area of the temple, and burned incense. The priests tried to stop him from sinning against the Lord, but he angrily ignored their warnings. Because of his disobedience, God gave Uzziah leprosy, and he had to live the rest of his life in isolation. Uzziah was buried with his ancestors, but at a distance because of his leprosy (</w:t>
       </w:r>
-      <w:hyperlink r:id="rId22">
-        <w:r>
-          <w:rPr>
-            <w:lang w:val="en_US" w:bidi="en_US"/>
-          </w:rPr>
-          <w:rPr>
-            <w:color w:val="0000EE"/>
-            <w:u w:val="single"/>
-          </w:rPr>
-          <w:t>2 Chronicles 26:23</w:t>
-        </w:r>
-      </w:hyperlink>
+      <w:r>
+        <w:rPr>
+          <w:lang w:val="en_US" w:bidi="en_US"/>
+        </w:rPr>
+        <w:t>2 Chronicles 26:23</w:t>
+      </w:r>
       <w:r>
         <w:rPr>
           <w:lang w:val="en_US" w:bidi="en_US"/>
@@ -490,144 +430,96 @@
           <w:lang w:val="en_US" w:bidi="en_US"/>
         </w:rPr>
       </w:r>
-      <w:hyperlink r:id="rId13">
-        <w:r>
-          <w:rPr>
-            <w:lang w:val="en_US" w:bidi="en_US"/>
-          </w:rPr>
-          <w:rPr>
-            <w:color w:val="0000EE"/>
-            <w:u w:val="single"/>
-          </w:rPr>
-          <w:t>2 Kings 14:21–22</w:t>
-        </w:r>
-      </w:hyperlink>
+      <w:r>
+        <w:rPr>
+          <w:lang w:val="en_US" w:bidi="en_US"/>
+        </w:rPr>
+        <w:t>2 Kings 14:21–22</w:t>
+      </w:r>
       <w:r>
         <w:rPr>
           <w:lang w:val="en_US" w:bidi="en_US"/>
         </w:rPr>
         <w:t xml:space="preserve">; </w:t>
       </w:r>
-      <w:hyperlink r:id="rId23">
-        <w:r>
-          <w:rPr>
-            <w:lang w:val="en_US" w:bidi="en_US"/>
-          </w:rPr>
-          <w:rPr>
-            <w:color w:val="0000EE"/>
-            <w:u w:val="single"/>
-          </w:rPr>
-          <w:t>15:1–7</w:t>
-        </w:r>
-      </w:hyperlink>
+      <w:r>
+        <w:rPr>
+          <w:lang w:val="en_US" w:bidi="en_US"/>
+        </w:rPr>
+        <w:t>15:1–7</w:t>
+      </w:r>
       <w:r>
         <w:rPr>
           <w:lang w:val="en_US" w:bidi="en_US"/>
         </w:rPr>
         <w:t xml:space="preserve">; </w:t>
       </w:r>
-      <w:hyperlink r:id="rId24">
-        <w:r>
-          <w:rPr>
-            <w:lang w:val="en_US" w:bidi="en_US"/>
-          </w:rPr>
-          <w:rPr>
-            <w:color w:val="0000EE"/>
-            <w:u w:val="single"/>
-          </w:rPr>
-          <w:t>2 Chronicles 26:1–23</w:t>
-        </w:r>
-      </w:hyperlink>
+      <w:r>
+        <w:rPr>
+          <w:lang w:val="en_US" w:bidi="en_US"/>
+        </w:rPr>
+        <w:t>2 Chronicles 26:1–23</w:t>
+      </w:r>
       <w:r>
         <w:rPr>
           <w:lang w:val="en_US" w:bidi="en_US"/>
         </w:rPr>
         <w:t xml:space="preserve">; </w:t>
       </w:r>
-      <w:hyperlink r:id="rId19">
-        <w:r>
-          <w:rPr>
-            <w:lang w:val="en_US" w:bidi="en_US"/>
-          </w:rPr>
-          <w:rPr>
-            <w:color w:val="0000EE"/>
-            <w:u w:val="single"/>
-          </w:rPr>
-          <w:t>Isaiah 1:1</w:t>
-        </w:r>
-      </w:hyperlink>
+      <w:r>
+        <w:rPr>
+          <w:lang w:val="en_US" w:bidi="en_US"/>
+        </w:rPr>
+        <w:t>Isaiah 1:1</w:t>
+      </w:r>
       <w:r>
         <w:rPr>
           <w:lang w:val="en_US" w:bidi="en_US"/>
         </w:rPr>
         <w:t xml:space="preserve">; </w:t>
       </w:r>
-      <w:hyperlink r:id="rId20">
-        <w:r>
-          <w:rPr>
-            <w:lang w:val="en_US" w:bidi="en_US"/>
-          </w:rPr>
-          <w:rPr>
-            <w:color w:val="0000EE"/>
-            <w:u w:val="single"/>
-          </w:rPr>
-          <w:t>6:1</w:t>
-        </w:r>
-      </w:hyperlink>
+      <w:r>
+        <w:rPr>
+          <w:lang w:val="en_US" w:bidi="en_US"/>
+        </w:rPr>
+        <w:t>6:1</w:t>
+      </w:r>
       <w:r>
         <w:rPr>
           <w:lang w:val="en_US" w:bidi="en_US"/>
         </w:rPr>
         <w:t xml:space="preserve">; </w:t>
       </w:r>
-      <w:hyperlink r:id="rId17">
-        <w:r>
-          <w:rPr>
-            <w:lang w:val="en_US" w:bidi="en_US"/>
-          </w:rPr>
-          <w:rPr>
-            <w:color w:val="0000EE"/>
-            <w:u w:val="single"/>
-          </w:rPr>
-          <w:t>Hosea 1:1</w:t>
-        </w:r>
-      </w:hyperlink>
+      <w:r>
+        <w:rPr>
+          <w:lang w:val="en_US" w:bidi="en_US"/>
+        </w:rPr>
+        <w:t>Hosea 1:1</w:t>
+      </w:r>
       <w:r>
         <w:rPr>
           <w:lang w:val="en_US" w:bidi="en_US"/>
         </w:rPr>
         <w:t xml:space="preserve">; </w:t>
       </w:r>
-      <w:hyperlink r:id="rId18">
-        <w:r>
-          <w:rPr>
-            <w:lang w:val="en_US" w:bidi="en_US"/>
-          </w:rPr>
-          <w:rPr>
-            <w:color w:val="0000EE"/>
-            <w:u w:val="single"/>
-          </w:rPr>
-          <w:t>Amos 1:1</w:t>
-        </w:r>
-      </w:hyperlink>
+      <w:r>
+        <w:rPr>
+          <w:lang w:val="en_US" w:bidi="en_US"/>
+        </w:rPr>
+        <w:t>Amos 1:1</w:t>
+      </w:r>
       <w:r>
         <w:rPr>
           <w:lang w:val="en_US" w:bidi="en_US"/>
         </w:rPr>
         <w:t xml:space="preserve">; </w:t>
       </w:r>
-      <w:hyperlink r:id="rId25">
-        <w:r>
-          <w:rPr>
-            <w:lang w:val="en_US" w:bidi="en_US"/>
-          </w:rPr>
-          <w:rPr>
-            <w:color w:val="0000EE"/>
-            <w:u w:val="single"/>
-          </w:rPr>
-          <w:t>Zechariah 14:5</w:t>
-        </w:r>
-      </w:hyperlink>
+      <w:r>
+        <w:rPr>
+          <w:lang w:val="en_US" w:bidi="en_US"/>
+        </w:rPr>
+        <w:t>Zechariah 14:5</w:t>
+      </w:r>
       <w:r>
         <w:rPr>
           <w:lang w:val="en_US" w:bidi="en_US"/>
